--- a/nsfc-demo/reviews/pig-to-human-xenotransplantation-clinical-progress/pig-to-human-xenotransplantation-clinical-progress_review.docx
+++ b/nsfc-demo/reviews/pig-to-human-xenotransplantation-clinical-progress/pig-to-human-xenotransplantation-clinical-progress_review.docx
@@ -86,7 +86,7 @@
         <w:rPr>
           <w:rFonts w:hint="eastAsia"/>
         </w:rPr>
-        <w:t xml:space="preserve">年，活体猪肾异种移植、生理稳态追踪和免疫图谱研究进一步把问题推进到可重复性、感染监管、免疫抑制强度、伦理选择和正式临床试验设计层面。当前最重要的结论不是“异种移植已经成熟”，而是“临床可行性已经足以迫使领域进入严格优化阶段”。未来</w:t>
+        <w:t xml:space="preserve">年，活体猪肾异种移植、生理稳态追踪和免疫图谱研究，又把问题推进到可重复性、感染监管、免疫抑制强度、伦理选择和正式临床试验设计层面。目前更稳妥的判断是，异种移植尚未成熟，但临床可行性已经足以推动领域进入严格优化阶段。未来</w:t>
       </w:r>
       <w:r>
         <w:t xml:space="preserve"> 3-5 </w:t>
@@ -276,7 +276,7 @@
         <w:rPr>
           <w:rFonts w:hint="eastAsia"/>
         </w:rPr>
-        <w:t xml:space="preserve">报道的两例猪到人肾异种移植脑死亡模型，为人体免疫和生理反应提供了比非人灵长类更直接的证据</w:t>
+        <w:t xml:space="preserve">报道的两例猪到人肾异种移植脑死亡模型，为观察人体免疫和生理反应提供了比非人灵长类更直接的证据</w:t>
       </w:r>
       <w:r>
         <w:t xml:space="preserve">(</w:t>
@@ -316,7 +316,7 @@
         <w:rPr>
           <w:rFonts w:hint="eastAsia"/>
         </w:rPr>
-        <w:t xml:space="preserve">。同年，首例基因编辑猪心移植到终末期心衰患者，受者生存约两个月，证明心脏异种移植可在同情使用场景下实现短期生命支持，但也暴露感染、免疫抑制和长期适应问题</w:t>
+        <w:t xml:space="preserve">。同年，首例基因编辑猪心移植到终末期心衰患者，受者生存约两个月，证明心脏异种移植可在同情使用场景下实现短期生命支持，同时也暴露感染、免疫抑制和长期适应问题</w:t>
       </w:r>
       <w:r>
         <w:t xml:space="preserve">(</w:t>
@@ -540,7 +540,7 @@
         <w:rPr>
           <w:rFonts w:hint="eastAsia"/>
         </w:rPr>
-        <w:t xml:space="preserve">猪肾具备几个优势。第一，肾功能可通过尿量、肌酐、电解质、酸碱平衡和容量状态连续评估；第二，移植物失败后患者理论上可回到透析，这使风险可逆性强于心脏或肝脏；第三，肾移植已有成熟的活检、DSA、dd-cfDNA</w:t>
+        <w:t xml:space="preserve">猪肾的临床路径相对清晰。肾功能可通过尿量、肌酐、电解质、酸碱平衡和容量状态连续评估；移植物失败后患者理论上可回到透析，风险可逆性强于心脏或肝脏；肾移植也已有成熟的活检、DSA、dd-cfDNA</w:t>
       </w:r>
       <w:r>
         <w:t xml:space="preserve"> </w:t>
@@ -739,7 +739,7 @@
         <w:rPr>
           <w:rFonts w:hint="eastAsia"/>
         </w:rPr>
-        <w:t xml:space="preserve">。此外，脑死亡模型虽然宝贵，但脑死亡后的激素、炎症和血流动力学状态与活体患者不同，不能替代正式临床试验。</w:t>
+        <w:t xml:space="preserve">。脑死亡模型虽然宝贵，但脑死亡后的激素、炎症和血流动力学状态与活体患者不同，仍不能替代正式临床试验。</w:t>
       </w:r>
     </w:p>
     <w:bookmarkEnd w:id="11"/>
@@ -924,7 +924,7 @@
         <w:rPr>
           <w:rFonts w:hint="eastAsia"/>
         </w:rPr>
-        <w:t xml:space="preserve">与猪肾不同，猪心失败往往没有透析式的低风险回退路径。因此，猪心早期临床试验的伦理门槛更高，适合在无其他生命延续选择、机械支持不可行或作为严格桥接方案的患者中谨慎推进。未来若要从同情使用走向试验，必须证明供体猪病原体控制、心脏保存和受者免疫方案能够产生可重复的中期生存，而不是依赖单例突破。</w:t>
+        <w:t xml:space="preserve">与猪肾不同，猪心失败往往没有透析式的低风险回退路径。因此，猪心早期临床试验的伦理门槛更高，更适合在无其他生命延续选择、机械支持不可行或作为严格桥接方案的患者中谨慎推进。未来若要从同情使用走向试验，必须证明供体猪病原体控制、心脏保存和受者免疫方案能够带来可重复的中期生存，而不能依赖单例突破。</w:t>
       </w:r>
     </w:p>
     <w:bookmarkEnd w:id="12"/>
@@ -1120,7 +1120,7 @@
         <w:rPr>
           <w:rFonts w:hint="eastAsia"/>
         </w:rPr>
-        <w:t xml:space="preserve">。因此，知情同意不应只是一次签字，而应是带有教育、复核和独立伦理支持的连续过程。</w:t>
+        <w:t xml:space="preserve">。知情同意也不应只是一次签字，而应是包含教育、复核和独立伦理支持的连续过程。</w:t>
       </w:r>
     </w:p>
     <w:bookmarkEnd w:id="13"/>
@@ -1244,7 +1244,7 @@
         <w:rPr>
           <w:rFonts w:hint="eastAsia"/>
         </w:rPr>
-        <w:t xml:space="preserve">年，猪肝/肺更现实的临床入口可能是短期桥接、离体灌注评估、人血灌注安全性和急性功能支持，而不是立即追求长期植入。</w:t>
+        <w:t xml:space="preserve">年，猪肝/肺更现实的临床入口可能是短期桥接、离体灌注评估、人血灌注安全性和急性功能支持，而非立即追求长期植入。</w:t>
       </w:r>
     </w:p>
     <w:bookmarkEnd w:id="14"/>
@@ -1440,7 +1440,7 @@
         <w:rPr>
           <w:rFonts w:hint="eastAsia"/>
         </w:rPr>
-        <w:t xml:space="preserve">年，领域最需要的不是更多孤立的壮举，而是连续、透明、机制驱动的临床研究，把供体工程、免疫控制、感染监管和患者净获益放在同一个证据框架中。</w:t>
+        <w:t xml:space="preserve">年，领域更需要连续、透明、机制驱动的临床研究，把供体工程、免疫控制、感染监管和患者净获益放在同一个证据框架中。</w:t>
       </w:r>
     </w:p>
     <w:bookmarkStart w:id="202" w:name="refs"/>
